--- a/word_reports/LP_0136_위치_715_Elvis Presley_A Legendary.docx
+++ b/word_reports/LP_0136_위치_715_Elvis Presley_A Legendary.docx
@@ -4,7 +4,7 @@
   <w:body>
     <w:p>
       <w:pPr>
-        <w:spacing w:after="280"/>
+        <w:spacing w:after="80"/>
       </w:pPr>
       <w:r>
         <w:rPr w:rFonts="맑은 고딕">
@@ -13,94 +13,47 @@
           <w:color w:val="1E3A8A"/>
           <w:sz w:val="30"/>
         </w:rPr>
-        <w:t>[715] Elvis Presley - A Legendary Performer, Volume 2</w:t>
+        <w:t>Elvis Presley (엘비스 프레슬리) - A Legendary Performer, Volume 2</w:t>
       </w:r>
     </w:p>
     <w:p>
       <w:pPr>
-        <w:spacing w:after="320"/>
+        <w:spacing w:after="240"/>
       </w:pPr>
       <w:r>
         <w:rPr w:rFonts="맑은 고딕">
           <w:rFonts w:ascii="맑은 고딕" w:hAnsi="맑은 고딕" w:eastAsia="맑은 고딕"/>
           <w:b/>
-          <w:sz w:val="20"/>
+          <w:color w:val="4B5563"/>
+          <w:sz w:val="22"/>
         </w:rPr>
-        <w:t>■ 위치 : 715</w:t>
-        <w:br/>
-      </w:r>
-      <w:r>
-        <w:rPr w:rFonts="맑은 고딕">
-          <w:rFonts w:ascii="맑은 고딕" w:hAnsi="맑은 고딕" w:eastAsia="맑은 고딕"/>
-          <w:b/>
-          <w:sz w:val="20"/>
-        </w:rPr>
-        <w:t>■ 아티스트 : Elvis Presley</w:t>
-        <w:br/>
-      </w:r>
-      <w:r>
-        <w:rPr w:rFonts="맑은 고딕">
-          <w:rFonts w:ascii="맑은 고딕" w:hAnsi="맑은 고딕" w:eastAsia="맑은 고딕"/>
-          <w:b/>
-          <w:sz w:val="20"/>
-        </w:rPr>
-        <w:t>■ 앨범명 : A Legendary Performer, Volume 2</w:t>
-        <w:br/>
-      </w:r>
-      <w:r>
-        <w:rPr w:rFonts="맑은 고딕">
-          <w:rFonts w:ascii="맑은 고딕" w:hAnsi="맑은 고딕" w:eastAsia="맑은 고딕"/>
-          <w:b w:val="0"/>
-          <w:sz w:val="20"/>
-        </w:rPr>
-        <w:t>■ 음반 레이블 : RCA Victor</w:t>
-        <w:br/>
-      </w:r>
-      <w:r>
-        <w:rPr w:rFonts="맑은 고딕">
-          <w:rFonts w:ascii="맑은 고딕" w:hAnsi="맑은 고딕" w:eastAsia="맑은 고딕"/>
-          <w:b w:val="0"/>
-          <w:sz w:val="20"/>
-        </w:rPr>
-        <w:t>■ 발매년도 : 1976</w:t>
-        <w:br/>
-      </w:r>
-      <w:r>
-        <w:rPr w:rFonts="맑은 고딕">
-          <w:rFonts w:ascii="맑은 고딕" w:hAnsi="맑은 고딕" w:eastAsia="맑은 고딕"/>
-          <w:b w:val="0"/>
-          <w:sz w:val="20"/>
-        </w:rPr>
-        <w:t>■ 장르 : 록엔롤 (Rock and Roll), 팝 (Pop), 컨트리 (Country), 가스펠 (Gospel)</w:t>
-        <w:br/>
-      </w:r>
-      <w:r>
-        <w:rPr w:rFonts="맑은 고딕">
-          <w:rFonts w:ascii="맑은 고딕" w:hAnsi="맑은 고딕" w:eastAsia="맑은 고딕"/>
-          <w:b w:val="0"/>
-          <w:sz w:val="20"/>
-        </w:rPr>
-        <w:t>■ 주요 수록곡 : - Harbor Lights</w:t>
-        <w:br/>
+        <w:t>위치 :  715</w:t>
       </w:r>
     </w:p>
     <w:p>
       <w:pPr>
-        <w:spacing w:after="160"/>
+        <w:spacing w:line="324" w:lineRule="auto" w:before="80" w:after="160"/>
       </w:pPr>
       <w:r>
         <w:rPr w:rFonts="맑은 고딕">
           <w:rFonts w:ascii="맑은 고딕" w:hAnsi="맑은 고딕" w:eastAsia="맑은 고딕"/>
           <w:b/>
           <w:color w:val="1F2937"/>
-          <w:sz w:val="24"/>
+          <w:sz w:val="22"/>
         </w:rPr>
-        <w:t>■ 음반 해설 및 감상 가이드</w:t>
+        <w:t xml:space="preserve">[음반 소개] </w:t>
+      </w:r>
+      <w:r>
+        <w:rPr w:rFonts="맑은 고딕">
+          <w:rFonts w:ascii="맑은 고딕" w:hAnsi="맑은 고딕" w:eastAsia="맑은 고딕"/>
+          <w:b w:val="0"/>
+          <w:sz w:val="21"/>
+        </w:rPr>
       </w:r>
     </w:p>
     <w:p>
       <w:pPr>
-        <w:spacing w:line="312" w:lineRule="auto" w:after="120"/>
+        <w:spacing w:line="324" w:lineRule="auto" w:after="120"/>
       </w:pPr>
       <w:r>
         <w:rPr w:rFonts="맑은 고딕">
@@ -108,51 +61,516 @@
           <w:b w:val="0"/>
           <w:sz w:val="21"/>
         </w:rPr>
-        <w:t>1974년부터 시작된 RCA 레코드의 'A Legendary Performer' 시리즈는 단순한 히트곡 모음집을 넘어, 엘비스 프레스리(Elvis Presley)의 미공개 테이크, 라이브 실황, 그리고 생생한 인터뷰 음성을 함께 담아낸 기획반입니다. 1976년에 발매된 그 두 번째 부피의 본 음반 《A Legendary Performer, Volume 2》는 엘비스가 생전에 발표한 몇 안 되는 공식 아카이브 음반 중 하나로, 20세기 대중음악사의 가장 위대한 아이콘이 남긴 음악적 궤적을 다각도로 조명하는 귀중한 사료적 가치를 지니고 있습니다.</w:t>
+        <w:t>20세기 대중문화의 지형도를 단숨에 뒤바꾼 불멸의 '로큰롤 제왕', 엘비스 프레슬리의 찬란한 예술적 궤적을 입체적으로 조명한 기념비적 명반입니다. 1976년 RCA 레코드가 기획한 이 선집은 화려한 정규 히트 싱글의 이면에 숨겨진 미발표 테이크, 희귀 인터뷰, 그리고 생생한 라이브 실황을 정교하게 엮어내어 한 거장의 파란만장한 생애를 한 편의 서사시처럼 펼쳐 보입니다. 턴테이블의 회전과 함께 피어오르는 그의 원초적이면서도 낭만적인 음성은 반세기의 세월을 뛰어넘어 듣는 이의 심장에 깊고 묵직한 전율을 선사합니다. 단순한 앤솔로지를 넘어 엘비스라는 거대한 신화의 날것 그대로의 숨결과 인간적인 고뇌를 마주하게 하는 귀중한 음악적 유산입니다.</w:t>
       </w:r>
     </w:p>
     <w:p>
       <w:pPr>
-        <w:spacing w:line="312" w:lineRule="auto" w:after="120"/>
+        <w:spacing w:line="324" w:lineRule="auto" w:before="200" w:after="80"/>
       </w:pPr>
+      <w:r>
+        <w:rPr w:rFonts="맑은 고딕">
+          <w:rFonts w:ascii="맑은 고딕" w:hAnsi="맑은 고딕" w:eastAsia="맑은 고딕"/>
+          <w:b/>
+          <w:color w:val="1E3A8A"/>
+          <w:sz w:val="24"/>
+        </w:rPr>
+        <w:t>1. 음반 데이터</w:t>
+      </w:r>
+    </w:p>
+    <w:p>
+      <w:pPr>
+        <w:spacing w:line="324" w:lineRule="auto" w:after="80"/>
+      </w:pPr>
+      <w:r>
+        <w:rPr w:rFonts="맑은 고딕">
+          <w:rFonts w:ascii="맑은 고딕" w:hAnsi="맑은 고딕" w:eastAsia="맑은 고딕"/>
+          <w:b w:val="0"/>
+          <w:color w:val="6B7280"/>
+          <w:sz w:val="21"/>
+        </w:rPr>
+        <w:t xml:space="preserve">· </w:t>
+      </w:r>
+      <w:r>
+        <w:rPr w:rFonts="맑은 고딕">
+          <w:rFonts w:ascii="맑은 고딕" w:hAnsi="맑은 고딕" w:eastAsia="맑은 고딕"/>
+          <w:b/>
+          <w:color w:val="1F2937"/>
+          <w:sz w:val="21"/>
+        </w:rPr>
+        <w:t xml:space="preserve">앨범명: </w:t>
+      </w:r>
       <w:r>
         <w:rPr w:rFonts="맑은 고딕">
           <w:rFonts w:ascii="맑은 고딕" w:hAnsi="맑은 고딕" w:eastAsia="맑은 고딕"/>
           <w:b w:val="0"/>
           <w:sz w:val="21"/>
         </w:rPr>
-        <w:t>본 음반의 가장 큰 음악적 매력은 1950년대 선 레코드(Sun Records) 시절의 신선하고 날것 그대로인 록카빌리 음원에서부터, 1970년대 라스베이거스와 대형 아레나를 호령하던 화려한 라이브 무대에 이르기까지 엘비스의 보컬 변천사를 한눈에 감상할 수 있다는 점입니다. 청년 시절의 패기 넘치고 감각적인 음색은 후기의 묵직하고 풍부한 바리톤 보컬로 이어지며, 록엔롤뿐만 아니라 감성적인 팝 발라드와 신성한 가스펠까지 자유자재로 넘나드는 그만의 압도적인 가창력을 여실히 증명합니다.</w:t>
+        <w:t>A Legendary Performer, Volume 2</w:t>
       </w:r>
     </w:p>
     <w:p>
       <w:pPr>
-        <w:spacing w:line="312" w:lineRule="auto" w:after="120"/>
+        <w:spacing w:line="324" w:lineRule="auto" w:after="80"/>
       </w:pPr>
+      <w:r>
+        <w:rPr w:rFonts="맑은 고딕">
+          <w:rFonts w:ascii="맑은 고딕" w:hAnsi="맑은 고딕" w:eastAsia="맑은 고딕"/>
+          <w:b w:val="0"/>
+          <w:color w:val="6B7280"/>
+          <w:sz w:val="21"/>
+        </w:rPr>
+        <w:t xml:space="preserve">· </w:t>
+      </w:r>
+      <w:r>
+        <w:rPr w:rFonts="맑은 고딕">
+          <w:rFonts w:ascii="맑은 고딕" w:hAnsi="맑은 고딕" w:eastAsia="맑은 고딕"/>
+          <w:b/>
+          <w:color w:val="1F2937"/>
+          <w:sz w:val="21"/>
+        </w:rPr>
+        <w:t xml:space="preserve">아티스트: </w:t>
+      </w:r>
       <w:r>
         <w:rPr w:rFonts="맑은 고딕">
           <w:rFonts w:ascii="맑은 고딕" w:hAnsi="맑은 고딕" w:eastAsia="맑은 고딕"/>
           <w:b w:val="0"/>
           <w:sz w:val="21"/>
         </w:rPr>
-        <w:t>음반에 수록된 곡들 하나하나가 팝 역사에서 중요한 위치를 차지합니다. 초창기 레코딩인 'Harbor Lights'에서는 엘비스 특유의 감미로운 감성이 돋보이며, 'I Want You, I Need You, I Love You'의 미공개 스튜디오 테이크는 완벽한 음원을 만들어내기 위한 스튜디오 안에서의 숨결을 느끼게 합니다. 또한 패기 넘치는 라이브 버전의 'Blue Suede Shoes'와 무대의 마지막을 웅장하게 장식하는 'Can't Help Falling in Love'는 관객을 사로잡았던 그만의 독보적인 무대 매너와 에너지의 정점을 선사합니다.</w:t>
+        <w:t>Elvis Presley (엘비스 프레슬리)</w:t>
       </w:r>
     </w:p>
     <w:p>
       <w:pPr>
-        <w:spacing w:line="312" w:lineRule="auto" w:after="120"/>
+        <w:spacing w:line="324" w:lineRule="auto" w:after="80"/>
       </w:pPr>
+      <w:r>
+        <w:rPr w:rFonts="맑은 고딕">
+          <w:rFonts w:ascii="맑은 고딕" w:hAnsi="맑은 고딕" w:eastAsia="맑은 고딕"/>
+          <w:b w:val="0"/>
+          <w:color w:val="6B7280"/>
+          <w:sz w:val="21"/>
+        </w:rPr>
+        <w:t xml:space="preserve">· </w:t>
+      </w:r>
+      <w:r>
+        <w:rPr w:rFonts="맑은 고딕">
+          <w:rFonts w:ascii="맑은 고딕" w:hAnsi="맑은 고딕" w:eastAsia="맑은 고딕"/>
+          <w:b/>
+          <w:color w:val="1F2937"/>
+          <w:sz w:val="21"/>
+        </w:rPr>
+        <w:t xml:space="preserve">발매 정보: </w:t>
+      </w:r>
       <w:r>
         <w:rPr w:rFonts="맑은 고딕">
           <w:rFonts w:ascii="맑은 고딕" w:hAnsi="맑은 고딕" w:eastAsia="맑은 고딕"/>
           <w:b w:val="0"/>
           <w:sz w:val="21"/>
         </w:rPr>
-        <w:t>결론적으로 《A Legendary Performer, Volume 2》는 단순한 옛 노래의 재탕이 아닌, '황제' 엘비스 프레스리의 예술적 성취와 인간적인 면모를 동시에 만날 수 있는 입체적인 음반입니다. LP 특유의 따뜻하고 풍성한 질감은 그의 호소력 짙은 목소리와 무대의 현장감을 한층 더 극적으로 전달하며, 록엔롤의 역사를 아끼는 음악 애호가와 수집가 모두에게 영원히 기억될 명반으로 손꼽힙니다.</w:t>
+        <w:t>1976년 1월, 명문 RCA 빅터(RCA Victor)를 통해 발매된 역사적 앤솔로지 앨범으로, 폭발적인 찬사를 받았던 1편(1974년)의 위업을 이어받아 정밀하게 기획되었습니다. 아티스트의 생전 말기에 공개된 뜻깊은 컬렉션으로, 미공개 얼터너티브 테이크와 역사적인 방송 실황, 미공개 인터뷰를 풍성한 북클릿과 함께 엮어 다큐멘터리적 품격을 부여했습니다.</w:t>
+      </w:r>
+    </w:p>
+    <w:p>
+      <w:pPr>
+        <w:spacing w:line="324" w:lineRule="auto" w:after="80"/>
+      </w:pPr>
+      <w:r>
+        <w:rPr w:rFonts="맑은 고딕">
+          <w:rFonts w:ascii="맑은 고딕" w:hAnsi="맑은 고딕" w:eastAsia="맑은 고딕"/>
+          <w:b w:val="0"/>
+          <w:color w:val="6B7280"/>
+          <w:sz w:val="21"/>
+        </w:rPr>
+        <w:t xml:space="preserve">· </w:t>
+      </w:r>
+      <w:r>
+        <w:rPr w:rFonts="맑은 고딕">
+          <w:rFonts w:ascii="맑은 고딕" w:hAnsi="맑은 고딕" w:eastAsia="맑은 고딕"/>
+          <w:b/>
+          <w:color w:val="1F2937"/>
+          <w:sz w:val="21"/>
+        </w:rPr>
+        <w:t xml:space="preserve">LP 인기도(판매량): </w:t>
+      </w:r>
+      <w:r>
+        <w:rPr w:rFonts="맑은 고딕">
+          <w:rFonts w:ascii="맑은 고딕" w:hAnsi="맑은 고딕" w:eastAsia="맑은 고딕"/>
+          <w:b w:val="0"/>
+          <w:sz w:val="21"/>
+        </w:rPr>
+        <w:t>발매 직후 미국 빌보드 200 앨범 차트 46위, 빌보드 컨트리 앨범 차트 9위에 오르며 시대와 장르를 초월한 사랑을 받았습니다. 이후 미국음반산업협회(RIAA)로부터 더블 플래티넘(200만 장 이상 판매) 인증을 획득하며 아카이브 음반으로서는 이례적인 상업적 대성공을 기록했습니다.</w:t>
+      </w:r>
+    </w:p>
+    <w:p>
+      <w:pPr>
+        <w:spacing w:line="324" w:lineRule="auto" w:after="80"/>
+      </w:pPr>
+      <w:r>
+        <w:rPr w:rFonts="맑은 고딕">
+          <w:rFonts w:ascii="맑은 고딕" w:hAnsi="맑은 고딕" w:eastAsia="맑은 고딕"/>
+          <w:b w:val="0"/>
+          <w:color w:val="6B7280"/>
+          <w:sz w:val="21"/>
+        </w:rPr>
+        <w:t xml:space="preserve">· </w:t>
+      </w:r>
+      <w:r>
+        <w:rPr w:rFonts="맑은 고딕">
+          <w:rFonts w:ascii="맑은 고딕" w:hAnsi="맑은 고딕" w:eastAsia="맑은 고딕"/>
+          <w:b/>
+          <w:color w:val="1F2937"/>
+          <w:sz w:val="21"/>
+        </w:rPr>
+        <w:t xml:space="preserve">각종 수상경력: </w:t>
+      </w:r>
+      <w:r>
+        <w:rPr w:rFonts="맑은 고딕">
+          <w:rFonts w:ascii="맑은 고딕" w:hAnsi="맑은 고딕" w:eastAsia="맑은 고딕"/>
+          <w:b w:val="0"/>
+          <w:sz w:val="21"/>
+        </w:rPr>
+        <w:t>엘비스 프레슬리는 생전 3회의 그래미 어워드 수상과 그래미 평생공로상(1971년)을 수상한 바 있으며, 본 앨범 시리즈는 대중음악사의 미공개 음원을 학술적·예술적 가치로 승화시킨 모범적 기획으로 전 세계 평단으로부터 가장 권위 있는 회고 선집 중 하나로 평가받고 있습니다.</w:t>
+      </w:r>
+    </w:p>
+    <w:p>
+      <w:pPr>
+        <w:spacing w:line="324" w:lineRule="auto" w:before="200" w:after="80"/>
+      </w:pPr>
+      <w:r>
+        <w:rPr w:rFonts="맑은 고딕">
+          <w:rFonts w:ascii="맑은 고딕" w:hAnsi="맑은 고딕" w:eastAsia="맑은 고딕"/>
+          <w:b/>
+          <w:color w:val="1E3A8A"/>
+          <w:sz w:val="24"/>
+        </w:rPr>
+        <w:t>2. 아티스트 정보</w:t>
+      </w:r>
+    </w:p>
+    <w:p>
+      <w:pPr>
+        <w:spacing w:line="324" w:lineRule="auto" w:after="80"/>
+      </w:pPr>
+      <w:r>
+        <w:rPr w:rFonts="맑은 고딕">
+          <w:rFonts w:ascii="맑은 고딕" w:hAnsi="맑은 고딕" w:eastAsia="맑은 고딕"/>
+          <w:b w:val="0"/>
+          <w:color w:val="6B7280"/>
+          <w:sz w:val="21"/>
+        </w:rPr>
+        <w:t xml:space="preserve">· </w:t>
+      </w:r>
+      <w:r>
+        <w:rPr w:rFonts="맑은 고딕">
+          <w:rFonts w:ascii="맑은 고딕" w:hAnsi="맑은 고딕" w:eastAsia="맑은 고딕"/>
+          <w:b/>
+          <w:color w:val="1F2937"/>
+          <w:sz w:val="21"/>
+        </w:rPr>
+        <w:t xml:space="preserve">국적: </w:t>
+      </w:r>
+      <w:r>
+        <w:rPr w:rFonts="맑은 고딕">
+          <w:rFonts w:ascii="맑은 고딕" w:hAnsi="맑은 고딕" w:eastAsia="맑은 고딕"/>
+          <w:b w:val="0"/>
+          <w:sz w:val="21"/>
+        </w:rPr>
+        <w:t>미국 (United States of America)</w:t>
+      </w:r>
+    </w:p>
+    <w:p>
+      <w:pPr>
+        <w:spacing w:line="324" w:lineRule="auto" w:after="80"/>
+      </w:pPr>
+      <w:r>
+        <w:rPr w:rFonts="맑은 고딕">
+          <w:rFonts w:ascii="맑은 고딕" w:hAnsi="맑은 고딕" w:eastAsia="맑은 고딕"/>
+          <w:b w:val="0"/>
+          <w:color w:val="6B7280"/>
+          <w:sz w:val="21"/>
+        </w:rPr>
+        <w:t xml:space="preserve">· </w:t>
+      </w:r>
+      <w:r>
+        <w:rPr w:rFonts="맑은 고딕">
+          <w:rFonts w:ascii="맑은 고딕" w:hAnsi="맑은 고딕" w:eastAsia="맑은 고딕"/>
+          <w:b/>
+          <w:color w:val="1F2937"/>
+          <w:sz w:val="21"/>
+        </w:rPr>
+        <w:t xml:space="preserve">생몰년도: </w:t>
+      </w:r>
+      <w:r>
+        <w:rPr w:rFonts="맑은 고딕">
+          <w:rFonts w:ascii="맑은 고딕" w:hAnsi="맑은 고딕" w:eastAsia="맑은 고딕"/>
+          <w:b w:val="0"/>
+          <w:sz w:val="21"/>
+        </w:rPr>
+        <w:t>1935년 1월 8일 ~ 1977년 8월 16일</w:t>
+      </w:r>
+    </w:p>
+    <w:p>
+      <w:pPr>
+        <w:spacing w:line="324" w:lineRule="auto" w:after="80"/>
+      </w:pPr>
+      <w:r>
+        <w:rPr w:rFonts="맑은 고딕">
+          <w:rFonts w:ascii="맑은 고딕" w:hAnsi="맑은 고딕" w:eastAsia="맑은 고딕"/>
+          <w:b w:val="0"/>
+          <w:color w:val="6B7280"/>
+          <w:sz w:val="21"/>
+        </w:rPr>
+        <w:t xml:space="preserve">· </w:t>
+      </w:r>
+      <w:r>
+        <w:rPr w:rFonts="맑은 고딕">
+          <w:rFonts w:ascii="맑은 고딕" w:hAnsi="맑은 고딕" w:eastAsia="맑은 고딕"/>
+          <w:b/>
+          <w:color w:val="1F2937"/>
+          <w:sz w:val="21"/>
+        </w:rPr>
+        <w:t xml:space="preserve">그룹 소속: </w:t>
+      </w:r>
+      <w:r>
+        <w:rPr w:rFonts="맑은 고딕">
+          <w:rFonts w:ascii="맑은 고딕" w:hAnsi="맑은 고딕" w:eastAsia="맑은 고딕"/>
+          <w:b w:val="0"/>
+          <w:sz w:val="21"/>
+        </w:rPr>
+        <w:t>솔로 (Solo)</w:t>
+      </w:r>
+    </w:p>
+    <w:p>
+      <w:pPr>
+        <w:spacing w:line="324" w:lineRule="auto" w:after="80"/>
+      </w:pPr>
+      <w:r>
+        <w:rPr w:rFonts="맑은 고딕">
+          <w:rFonts w:ascii="맑은 고딕" w:hAnsi="맑은 고딕" w:eastAsia="맑은 고딕"/>
+          <w:b w:val="0"/>
+          <w:color w:val="6B7280"/>
+          <w:sz w:val="21"/>
+        </w:rPr>
+        <w:t xml:space="preserve">· </w:t>
+      </w:r>
+      <w:r>
+        <w:rPr w:rFonts="맑은 고딕">
+          <w:rFonts w:ascii="맑은 고딕" w:hAnsi="맑은 고딕" w:eastAsia="맑은 고딕"/>
+          <w:b/>
+          <w:color w:val="1F2937"/>
+          <w:sz w:val="21"/>
+        </w:rPr>
+        <w:t xml:space="preserve">아티스트 소개: </w:t>
+      </w:r>
+      <w:r>
+        <w:rPr w:rFonts="맑은 고딕">
+          <w:rFonts w:ascii="맑은 고딕" w:hAnsi="맑은 고딕" w:eastAsia="맑은 고딕"/>
+          <w:b w:val="0"/>
+          <w:sz w:val="21"/>
+        </w:rPr>
+        <w:t>흑인의 끈적한 리듬 앤 블루스와 백인의 소박한 컨트리 음악을 황홀하게 융합하여 '로큰롤'이라는 새로운 시대를 개창한 20세기 문화의 절대적 아이콘입니다. 천부적인 가창력과 관능적인 무대 매너, 장르의 한계를 뛰어넘는 독보적인 감수성으로 전 세계 청년 문화의 지각변동을 이끌며 현대 팝 음악의 역사를 영원히 바꾸어 놓았습니다.</w:t>
+      </w:r>
+    </w:p>
+    <w:p>
+      <w:pPr>
+        <w:spacing w:line="324" w:lineRule="auto" w:before="200" w:after="80"/>
+      </w:pPr>
+      <w:r>
+        <w:rPr w:rFonts="맑은 고딕">
+          <w:rFonts w:ascii="맑은 고딕" w:hAnsi="맑은 고딕" w:eastAsia="맑은 고딕"/>
+          <w:b/>
+          <w:color w:val="1E3A8A"/>
+          <w:sz w:val="24"/>
+        </w:rPr>
+        <w:t>3. 음반 상세 분석</w:t>
+      </w:r>
+    </w:p>
+    <w:p>
+      <w:pPr>
+        <w:spacing w:line="324" w:lineRule="auto" w:after="80"/>
+      </w:pPr>
+      <w:r>
+        <w:rPr w:rFonts="맑은 고딕">
+          <w:rFonts w:ascii="맑은 고딕" w:hAnsi="맑은 고딕" w:eastAsia="맑은 고딕"/>
+          <w:b w:val="0"/>
+          <w:color w:val="6B7280"/>
+          <w:sz w:val="21"/>
+        </w:rPr>
+        <w:t xml:space="preserve">· </w:t>
+      </w:r>
+      <w:r>
+        <w:rPr w:rFonts="맑은 고딕">
+          <w:rFonts w:ascii="맑은 고딕" w:hAnsi="맑은 고딕" w:eastAsia="맑은 고딕"/>
+          <w:b/>
+          <w:color w:val="1F2937"/>
+          <w:sz w:val="21"/>
+        </w:rPr>
+        <w:t xml:space="preserve">역사적 위치: </w:t>
+      </w:r>
+      <w:r>
+        <w:rPr w:rFonts="맑은 고딕">
+          <w:rFonts w:ascii="맑은 고딕" w:hAnsi="맑은 고딕" w:eastAsia="맑은 고딕"/>
+          <w:b w:val="0"/>
+          <w:sz w:val="21"/>
+        </w:rPr>
+        <w:t>본 음반은 엘비스 프레슬리의 음악적 태동기부터 최전성기, 그리고 성숙기에 이르는 진화 과정을 조망하는 완벽한 음악사적 타임캡슐입니다. 멤피스 선(Sun) 레코드 시절의 순수한 열정, 1950년대 TV 쇼를 전율케 했던 거친 에너지, 1968년 컴백 스페셜의 성숙한 카리스마가 유기적으로 교차하며 아티스트의 다층적인 면모를 압도적인 완성도로 증명하고 있습니다.</w:t>
+      </w:r>
+    </w:p>
+    <w:p>
+      <w:pPr>
+        <w:spacing w:line="324" w:lineRule="auto" w:after="80"/>
+      </w:pPr>
+      <w:r>
+        <w:rPr w:rFonts="맑은 고딕">
+          <w:rFonts w:ascii="맑은 고딕" w:hAnsi="맑은 고딕" w:eastAsia="맑은 고딕"/>
+          <w:b w:val="0"/>
+          <w:color w:val="6B7280"/>
+          <w:sz w:val="21"/>
+        </w:rPr>
+        <w:t xml:space="preserve">· </w:t>
+      </w:r>
+      <w:r>
+        <w:rPr w:rFonts="맑은 고딕">
+          <w:rFonts w:ascii="맑은 고딕" w:hAnsi="맑은 고딕" w:eastAsia="맑은 고딕"/>
+          <w:b/>
+          <w:color w:val="1F2937"/>
+          <w:sz w:val="21"/>
+        </w:rPr>
+        <w:t xml:space="preserve">시대의 흔적(스토리텔링): </w:t>
+      </w:r>
+      <w:r>
+        <w:rPr w:rFonts="맑은 고딕">
+          <w:rFonts w:ascii="맑은 고딕" w:hAnsi="맑은 고딕" w:eastAsia="맑은 고딕"/>
+          <w:b w:val="0"/>
+          <w:sz w:val="21"/>
+        </w:rPr>
+        <w:t>제2차 세계대전 이후 보수적인 기성세대의 질서에 균열을 내며 분출되었던 1950년대 청춘들의 거침없는 반항과 자유가 소리골마다 짙게 배어 있습니다. 당시 진공관 라디오와 브라운관 흑백 TV를 통해 흘러나와 온 세상을 뒤흔들었던 환호와 아우성, 그리고 1970년대의 원숙한 고독이 교차하며 듣는 이로 하여금 찬란했던 팝의 황금기를 아련하게 회상하게 합니다.</w:t>
+      </w:r>
+    </w:p>
+    <w:p>
+      <w:pPr>
+        <w:spacing w:line="324" w:lineRule="auto" w:before="200" w:after="80"/>
+      </w:pPr>
+      <w:r>
+        <w:rPr w:rFonts="맑은 고딕">
+          <w:rFonts w:ascii="맑은 고딕" w:hAnsi="맑은 고딕" w:eastAsia="맑은 고딕"/>
+          <w:b/>
+          <w:color w:val="1E3A8A"/>
+          <w:sz w:val="24"/>
+        </w:rPr>
+        <w:t>4. 주요 수록곡 및 감상 제언</w:t>
+      </w:r>
+    </w:p>
+    <w:p>
+      <w:pPr>
+        <w:spacing w:line="324" w:lineRule="auto" w:after="80"/>
+      </w:pPr>
+      <w:r>
+        <w:rPr w:rFonts="맑은 고딕">
+          <w:rFonts w:ascii="맑은 고딕" w:hAnsi="맑은 고딕" w:eastAsia="맑은 고딕"/>
+          <w:b w:val="0"/>
+          <w:color w:val="6B7280"/>
+          <w:sz w:val="21"/>
+        </w:rPr>
+        <w:t xml:space="preserve">· </w:t>
+      </w:r>
+      <w:r>
+        <w:rPr w:rFonts="맑은 고딕">
+          <w:rFonts w:ascii="맑은 고딕" w:hAnsi="맑은 고딕" w:eastAsia="맑은 고딕"/>
+          <w:b/>
+          <w:color w:val="1F2937"/>
+          <w:sz w:val="21"/>
+        </w:rPr>
+        <w:t xml:space="preserve">주요 수록곡 특징: </w:t>
+      </w:r>
+      <w:r>
+        <w:rPr w:rFonts="맑은 고딕">
+          <w:rFonts w:ascii="맑은 고딕" w:hAnsi="맑은 고딕" w:eastAsia="맑은 고딕"/>
+          <w:b w:val="0"/>
+          <w:sz w:val="21"/>
+        </w:rPr>
+        <w:t>선 레코드 시절의 미공개 테이크인 'Harbor Lights'는 하와이안 풍의 스틸 기타 선율 위로 흐르는 엘비스의 청초하고 애잔한 미성이 고혹적인 서정성을 선사합니다. 또한 스튜디오의 숨소리와 실패 테이크까지 온전히 담긴 'I Want You, I Need You, I Love You'는 창작의 긴장감을 생생히 전달하며, 1968년 컴백 스페셜 실황인 'Baby, What You Want Me to Do'와 'Blue Suede Shoes'는 가죽 재킷을 입고 포효하던 록 황제의 원초적 생명력을 유감없이 터뜨립니다.</w:t>
+      </w:r>
+    </w:p>
+    <w:p>
+      <w:pPr>
+        <w:spacing w:line="324" w:lineRule="auto" w:after="80"/>
+      </w:pPr>
+      <w:r>
+        <w:rPr w:rFonts="맑은 고딕">
+          <w:rFonts w:ascii="맑은 고딕" w:hAnsi="맑은 고딕" w:eastAsia="맑은 고딕"/>
+          <w:b w:val="0"/>
+          <w:color w:val="6B7280"/>
+          <w:sz w:val="21"/>
+        </w:rPr>
+        <w:t xml:space="preserve">· </w:t>
+      </w:r>
+      <w:r>
+        <w:rPr w:rFonts="맑은 고딕">
+          <w:rFonts w:ascii="맑은 고딕" w:hAnsi="맑은 고딕" w:eastAsia="맑은 고딕"/>
+          <w:b/>
+          <w:color w:val="1F2937"/>
+          <w:sz w:val="21"/>
+        </w:rPr>
+        <w:t xml:space="preserve">빈티지 감상 제언: </w:t>
+      </w:r>
+      <w:r>
+        <w:rPr w:rFonts="맑은 고딕">
+          <w:rFonts w:ascii="맑은 고딕" w:hAnsi="맑은 고딕" w:eastAsia="맑은 고딕"/>
+          <w:b w:val="0"/>
+          <w:sz w:val="21"/>
+        </w:rPr>
+        <w:t>진공관 앰프의 부드럽고 따뜻한 배음과 아날로그 카트리지의 섬세한 트래킹을 통해 감상할 때 그 진가가 가장 찬란하게 빛납니다. 바이닐 특유의 잔잔한 표면 잡음은 50~70년대 스튜디오와 무대의 공기감으로 승화되며, 엘비스의 호흡 떨림과 바리톤 보컬의 묵직한 질감이 리스닝 룸을 가득 채우는 마법 같은 공간감을 선사합니다.</w:t>
+      </w:r>
+    </w:p>
+    <w:p>
+      <w:pPr>
+        <w:spacing w:line="324" w:lineRule="auto" w:after="80"/>
+      </w:pPr>
+      <w:r>
+        <w:rPr w:rFonts="맑은 고딕">
+          <w:rFonts w:ascii="맑은 고딕" w:hAnsi="맑은 고딕" w:eastAsia="맑은 고딕"/>
+          <w:b w:val="0"/>
+          <w:color w:val="6B7280"/>
+          <w:sz w:val="21"/>
+        </w:rPr>
+        <w:t xml:space="preserve">· </w:t>
+      </w:r>
+      <w:r>
+        <w:rPr w:rFonts="맑은 고딕">
+          <w:rFonts w:ascii="맑은 고딕" w:hAnsi="맑은 고딕" w:eastAsia="맑은 고딕"/>
+          <w:b/>
+          <w:color w:val="1F2937"/>
+          <w:sz w:val="21"/>
+        </w:rPr>
+        <w:t xml:space="preserve">소장 가치: </w:t>
+      </w:r>
+      <w:r>
+        <w:rPr w:rFonts="맑은 고딕">
+          <w:rFonts w:ascii="맑은 고딕" w:hAnsi="맑은 고딕" w:eastAsia="맑은 고딕"/>
+          <w:b w:val="0"/>
+          <w:sz w:val="21"/>
+        </w:rPr>
+        <w:t>독창적인 다이컷(Die-cut) 재킷 커버 디자인과 미공개 사진이 풍성하게 수록된 대형 북클릿, 그리고 정규 스튜디오 앨범에서는 결코 들을 수 없는 희귀 음원들이 집대성되어 있어 클래식 팝 바이닐 애호가와 엘비스 컬렉터에게는 필청을 넘어선 최고의 소장 가치를 지닙니다.</w:t>
+      </w:r>
+    </w:p>
+    <w:p>
+      <w:pPr>
+        <w:spacing w:line="324" w:lineRule="auto" w:after="120" w:before="160"/>
+      </w:pPr>
+      <w:r>
+        <w:rPr w:rFonts="맑은 고딕">
+          <w:rFonts w:ascii="맑은 고딕" w:hAnsi="맑은 고딕" w:eastAsia="맑은 고딕"/>
+          <w:b/>
+          <w:color w:val="4338CA"/>
+          <w:sz w:val="21"/>
+        </w:rPr>
+        <w:t>이 음반을 통해 시대를 흔들었던 거장의 뜨거운 숨결과 불멸의 목소리가 전해주는 감동을 다시 한번 경험해 보시는 것은 어떨까요?</w:t>
       </w:r>
     </w:p>
     <w:sectPr>
       <w:pgSz w:w="12240" w:h="15840"/>
-      <w:pgMar w:top="1440" w:right="1440" w:bottom="1440" w:left="1440" w:header="720" w:footer="720" w:gutter="0"/>
+      <w:pgMar w:top="1152" w:right="1296" w:bottom="1152" w:left="1296" w:header="720" w:footer="720" w:gutter="0"/>
       <w:cols w:space="720"/>
       <w:docGrid w:linePitch="360"/>
     </w:sectPr>

--- a/word_reports/LP_0136_위치_715_Elvis Presley_A Legendary.docx
+++ b/word_reports/LP_0136_위치_715_Elvis Presley_A Legendary.docx
@@ -32,7 +32,7 @@
     </w:p>
     <w:p>
       <w:pPr>
-        <w:spacing w:line="324" w:lineRule="auto" w:before="80" w:after="160"/>
+        <w:spacing w:line="324" w:lineRule="auto" w:before="80" w:after="120"/>
       </w:pPr>
       <w:r>
         <w:rPr w:rFonts="맑은 고딕">
@@ -42,13 +42,6 @@
           <w:sz w:val="22"/>
         </w:rPr>
         <w:t xml:space="preserve">[음반 소개] </w:t>
-      </w:r>
-      <w:r>
-        <w:rPr w:rFonts="맑은 고딕">
-          <w:rFonts w:ascii="맑은 고딕" w:hAnsi="맑은 고딕" w:eastAsia="맑은 고딕"/>
-          <w:b w:val="0"/>
-          <w:sz w:val="21"/>
-        </w:rPr>
       </w:r>
     </w:p>
     <w:p>
@@ -61,7 +54,33 @@
           <w:b w:val="0"/>
           <w:sz w:val="21"/>
         </w:rPr>
-        <w:t>20세기 대중문화의 지형도를 단숨에 뒤바꾼 불멸의 '로큰롤 제왕', 엘비스 프레슬리의 찬란한 예술적 궤적을 입체적으로 조명한 기념비적 명반입니다. 1976년 RCA 레코드가 기획한 이 선집은 화려한 정규 히트 싱글의 이면에 숨겨진 미발표 테이크, 희귀 인터뷰, 그리고 생생한 라이브 실황을 정교하게 엮어내어 한 거장의 파란만장한 생애를 한 편의 서사시처럼 펼쳐 보입니다. 턴테이블의 회전과 함께 피어오르는 그의 원초적이면서도 낭만적인 음성은 반세기의 세월을 뛰어넘어 듣는 이의 심장에 깊고 묵직한 전율을 선사합니다. 단순한 앤솔로지를 넘어 엘비스라는 거대한 신화의 날것 그대로의 숨결과 인간적인 고뇌를 마주하게 하는 귀중한 음악적 유산입니다.</w:t>
+        <w:t>20세기 대중문화의 지형도를 단숨에 뒤바꾸며 로큰롤의 찬연한 새벽을 열었던 불멸의 제왕, 엘비스 프레슬리. 1976년 RCA 빅터를 통해 발매된 본작 『A Legendary Performer, Volume 2』는 단순한 히트곡의 물리적 집성을 넘어, 한 시대를 호흡했던 거인의 음악적 생애를 입체적이고도 다큐멘터리적인 시선으로 재조명한 기념비적 걸작입니다. 화려한 무대 위의 완벽한 우상 뒤편에 드리워진 고뇌, 그리고 음악을 향한 순수한 열망이 고스란히 담겨 있는 이 음반은 아날로그 바이닐만이 품을 수 있는 가장 내밀한 서사시이기도 합니다.</w:t>
+      </w:r>
+    </w:p>
+    <w:p>
+      <w:pPr>
+        <w:spacing w:line="324" w:lineRule="auto" w:after="120"/>
+      </w:pPr>
+      <w:r>
+        <w:rPr w:rFonts="맑은 고딕">
+          <w:rFonts w:ascii="맑은 고딕" w:hAnsi="맑은 고딕" w:eastAsia="맑은 고딕"/>
+          <w:b w:val="0"/>
+          <w:sz w:val="21"/>
+        </w:rPr>
+        <w:t>본 음반의 진정한 가치는 정형화된 마스터 테이크의 울타리를 벗어나, 그동안 베일에 싸여 있던 희귀 미공개 음원과 얼터너티브 테이크, 라이브 실황, 그리고 진솔한 육성 인터뷰를 유기적으로 직조해 냈다는 점에 있습니다. 전설의 태동기였던 선 레코드(Sun Records) 시절의 풋풋하면서도 서정적인 숨결부터, 1968년 세상을 다시금 뒤흔들었던 ‘컴백 스페셜’의 폭발적인 에너지, 그리고 만년에 이르는 원숙한 소울에 이르기까지 엘비스라는 거대한 소우주를 관통하는 음악적 뿌리를 투명하게 응시하도록 이끕니다. 가스펠의 경건함, 블루스의 처연함, 컨트리의 애수가 한데 녹아든 그의 유려한 보컬은 단순한 기교를 넘어 인간 본연의 고독과 열정을 준엄하게 울립니다.</w:t>
+      </w:r>
+    </w:p>
+    <w:p>
+      <w:pPr>
+        <w:spacing w:line="324" w:lineRule="auto" w:after="120"/>
+      </w:pPr>
+      <w:r>
+        <w:rPr w:rFonts="맑은 고딕">
+          <w:rFonts w:ascii="맑은 고딕" w:hAnsi="맑은 고딕" w:eastAsia="맑은 고딕"/>
+          <w:b w:val="0"/>
+          <w:sz w:val="21"/>
+        </w:rPr>
+        <w:t>세월이 흘러 디지털 기술의 차가운 정밀함이 세상을 메운 오늘날에도, 회전하는 턴테이블 위에서 피어오르는 이 음반의 온기는 듣는 이의 마음을 아득한 노스탤지어로 물들입니다. 그것은 한 시대의 청춘을 온통 뒤흔들었던 자유의 원초적 고동이자, 결코 퇴색하지 않는 예술적 영혼의 메아리입니다. 소리골마다 켜켜이 쌓인 엘비스의 거친 숨소리와 미세한 떨림은 왜 그가 수많은 세월이 지난 지금까지도 대체 불가능한 '전설의 퍼포머'로 추앙받아야 하는지를 가장 깊고 묵직한 서정성으로 증명해 보이고 있습니다.</w:t>
       </w:r>
     </w:p>
     <w:p>
@@ -168,7 +187,7 @@
           <w:b w:val="0"/>
           <w:sz w:val="21"/>
         </w:rPr>
-        <w:t>1976년 1월, 명문 RCA 빅터(RCA Victor)를 통해 발매된 역사적 앤솔로지 앨범으로, 폭발적인 찬사를 받았던 1편(1974년)의 위업을 이어받아 정밀하게 기획되었습니다. 아티스트의 생전 말기에 공개된 뜻깊은 컬렉션으로, 미공개 얼터너티브 테이크와 역사적인 방송 실황, 미공개 인터뷰를 풍성한 북클릿과 함께 엮어 다큐멘터리적 품격을 부여했습니다.</w:t>
+        <w:t>1976년 1월 RCA 빅터(RCA Victor)를 통해 발매된 공식 아카이브 기획 음반으로, 엘비스의 음악적 여정을 미공개 테이크와 역사적 인터뷰, 희귀 실황을 엮어 편년체적 깊이로 조명한 역사적 가치가 높은 명반입니다.</w:t>
       </w:r>
     </w:p>
     <w:p>
@@ -199,7 +218,7 @@
           <w:b w:val="0"/>
           <w:sz w:val="21"/>
         </w:rPr>
-        <w:t>발매 직후 미국 빌보드 200 앨범 차트 46위, 빌보드 컨트리 앨범 차트 9위에 오르며 시대와 장르를 초월한 사랑을 받았습니다. 이후 미국음반산업협회(RIAA)로부터 더블 플래티넘(200만 장 이상 판매) 인증을 획득하며 아카이브 음반으로서는 이례적인 상업적 대성공을 기록했습니다.</w:t>
+        <w:t>발매 직후 미국 빌보드 200 차트 상위권에 안착하고 빌보드 컨트리 앨범 차트 9위를 기록했으며, 미국음반산업협회(RIAA)로부터 200만 장 이상의 판매고를 인정받아 더블 플래티넘(2x Multi-Platinum)을 인증받았습니다.</w:t>
       </w:r>
     </w:p>
     <w:p>
@@ -230,7 +249,7 @@
           <w:b w:val="0"/>
           <w:sz w:val="21"/>
         </w:rPr>
-        <w:t>엘비스 프레슬리는 생전 3회의 그래미 어워드 수상과 그래미 평생공로상(1971년)을 수상한 바 있으며, 본 앨범 시리즈는 대중음악사의 미공개 음원을 학술적·예술적 가치로 승화시킨 모범적 기획으로 전 세계 평단으로부터 가장 권위 있는 회고 선집 중 하나로 평가받고 있습니다.</w:t>
+        <w:t>그래미 평생공로상(Grammy Lifetime Achievement Award) 수상 및 로큰롤 명예의 전당, 컨트리 음악 명예의 전당 헌액 등 대중음악사에 남긴 불멸의 족적을 기리는 사료적 가치를 지닌 음반으로 평단의 일치된 찬사를 받았습니다.</w:t>
       </w:r>
     </w:p>
     <w:p>
@@ -275,7 +294,7 @@
           <w:b w:val="0"/>
           <w:sz w:val="21"/>
         </w:rPr>
-        <w:t>미국 (United States of America)</w:t>
+        <w:t>미국 (USA)</w:t>
       </w:r>
     </w:p>
     <w:p>
@@ -368,7 +387,7 @@
           <w:b w:val="0"/>
           <w:sz w:val="21"/>
         </w:rPr>
-        <w:t>흑인의 끈적한 리듬 앤 블루스와 백인의 소박한 컨트리 음악을 황홀하게 융합하여 '로큰롤'이라는 새로운 시대를 개창한 20세기 문화의 절대적 아이콘입니다. 천부적인 가창력과 관능적인 무대 매너, 장르의 한계를 뛰어넘는 독보적인 감수성으로 전 세계 청년 문화의 지각변동을 이끌며 현대 팝 음악의 역사를 영원히 바꾸어 놓았습니다.</w:t>
+        <w:t>흑인 고유의 블루스 리듬과 백인 컨트리 음악을 독창적으로 융합하여 로큰롤이라는 거대한 문화적 폭풍을 일으킨 20세기 최고의 아티스트입니다. 독보적인 가창력과 압도적인 무대 장악력으로 팝 음악의 지평을 완전히 새롭게 정의하며 '로큰롤의 황제(The King of Rock and Roll)'라는 칭호를 얻었습니다.</w:t>
       </w:r>
     </w:p>
     <w:p>
@@ -413,7 +432,7 @@
           <w:b w:val="0"/>
           <w:sz w:val="21"/>
         </w:rPr>
-        <w:t>본 음반은 엘비스 프레슬리의 음악적 태동기부터 최전성기, 그리고 성숙기에 이르는 진화 과정을 조망하는 완벽한 음악사적 타임캡슐입니다. 멤피스 선(Sun) 레코드 시절의 순수한 열정, 1950년대 TV 쇼를 전율케 했던 거친 에너지, 1968년 컴백 스페셜의 성숙한 카리스마가 유기적으로 교차하며 아티스트의 다층적인 면모를 압도적인 완성도로 증명하고 있습니다.</w:t>
+        <w:t>기라성 같은 정규 앨범들의 이면에 숨겨져 있던 미발표 얼터너티브 테이크와 날것 그대로의 라이브, 육성을 한데 엮어 아티스트의 예술적 진화 과정을 학술적이면서도 서정적으로 복원해 낸 아카이브형 명반의 선구적 이정표입니다.</w:t>
       </w:r>
     </w:p>
     <w:p>
@@ -444,7 +463,7 @@
           <w:b w:val="0"/>
           <w:sz w:val="21"/>
         </w:rPr>
-        <w:t>제2차 세계대전 이후 보수적인 기성세대의 질서에 균열을 내며 분출되었던 1950년대 청춘들의 거침없는 반항과 자유가 소리골마다 짙게 배어 있습니다. 당시 진공관 라디오와 브라운관 흑백 TV를 통해 흘러나와 온 세상을 뒤흔들었던 환호와 아우성, 그리고 1970년대의 원숙한 고독이 교차하며 듣는 이로 하여금 찬란했던 팝의 황금기를 아련하게 회상하게 합니다.</w:t>
+        <w:t>제2차 세계대전 이후 번영과 방황이 교차하던 1950년대 미국의 청년 문화 태동기부터, 매스미디어의 급변 속에 전설로 굳건히 자리매김한 1970년대에 이르기까지의 시대적 공기와 대중의 서정을 생생하게 품고 있습니다.</w:t>
       </w:r>
     </w:p>
     <w:p>
@@ -489,7 +508,7 @@
           <w:b w:val="0"/>
           <w:sz w:val="21"/>
         </w:rPr>
-        <w:t>선 레코드 시절의 미공개 테이크인 'Harbor Lights'는 하와이안 풍의 스틸 기타 선율 위로 흐르는 엘비스의 청초하고 애잔한 미성이 고혹적인 서정성을 선사합니다. 또한 스튜디오의 숨소리와 실패 테이크까지 온전히 담긴 'I Want You, I Need You, I Love You'는 창작의 긴장감을 생생히 전달하며, 1968년 컴백 스페셜 실황인 'Baby, What You Want Me to Do'와 'Blue Suede Shoes'는 가죽 재킷을 입고 포효하던 록 황제의 원초적 생명력을 유감없이 터뜨립니다.</w:t>
+        <w:t>초기 선 레코드 시절의 미공개 테이크인 'Harbor Lights'의 감미롭고 몽환적인 크루닝 창법, 감정의 굴곡을 여실히 드러내는 'I Want You, I Need You, I Love You'의 얼터너티브 버전, 그리고 1968년 컴백 스페셜 무대의 야성적 블루스 본능이 꿈틀거리는 'Baby What You Want Me to Do' 등에서 엘비스의 원초적이며 순수한 음악적 기교를 만끽할 수 있습니다.</w:t>
       </w:r>
     </w:p>
     <w:p>
@@ -520,7 +539,7 @@
           <w:b w:val="0"/>
           <w:sz w:val="21"/>
         </w:rPr>
-        <w:t>진공관 앰프의 부드럽고 따뜻한 배음과 아날로그 카트리지의 섬세한 트래킹을 통해 감상할 때 그 진가가 가장 찬란하게 빛납니다. 바이닐 특유의 잔잔한 표면 잡음은 50~70년대 스튜디오와 무대의 공기감으로 승화되며, 엘비스의 호흡 떨림과 바리톤 보컬의 묵직한 질감이 리스닝 룸을 가득 채우는 마법 같은 공간감을 선사합니다.</w:t>
+        <w:t>굵고 따뜻한 아날로그 그루브의 정취를 극대화하기 위해 중음역대가 두터운 진공관 앰프와 다이내믹한 턴테이블 카트리지의 매칭을 권합니다. 스피커를 통해 번져 나오는 엘비스의 묵직한 바리톤 보컬과 스튜디오의 미세한 공명, 인터뷰 트랙의 잔잔한 숨결은 마치 그가 청음실의 어스름한 조명 아래서 직접 읊조리는 듯한 놀라운 공간감을 선사합니다.</w:t>
       </w:r>
     </w:p>
     <w:p>
@@ -551,7 +570,7 @@
           <w:b w:val="0"/>
           <w:sz w:val="21"/>
         </w:rPr>
-        <w:t>독창적인 다이컷(Die-cut) 재킷 커버 디자인과 미공개 사진이 풍성하게 수록된 대형 북클릿, 그리고 정규 스튜디오 앨범에서는 결코 들을 수 없는 희귀 음원들이 집대성되어 있어 클래식 팝 바이닐 애호가와 엘비스 컬렉터에게는 필청을 넘어선 최고의 소장 가치를 지닙니다.</w:t>
+        <w:t>발매 당시 풍성한 희귀 사진과 정교한 해설이 담긴 소책자(Booklet)가 함께 수록되어 제작된 딜럭스 형태의 기획반으로, 엘비스 프레슬리의 전성기 이면을 손으로 만지고 눈으로 확인하며 귀로 음미할 수 있는 LP 컬렉터들의 필청 소장반입니다.</w:t>
       </w:r>
     </w:p>
     <w:p>
@@ -565,7 +584,7 @@
           <w:color w:val="4338CA"/>
           <w:sz w:val="21"/>
         </w:rPr>
-        <w:t>이 음반을 통해 시대를 흔들었던 거장의 뜨거운 숨결과 불멸의 목소리가 전해주는 감동을 다시 한번 경험해 보시는 것은 어떨까요?</w:t>
+        <w:t>이 음반을 통해 로큰롤의 황제가 소리골 깊숙이 새겨 넣은 뜨거운 숨결과 불멸의 예술혼이 전해주는 감동을 다시 한번 경험해 보시는 것은 어떨까요?</w:t>
       </w:r>
     </w:p>
     <w:sectPr>
